--- a/participant/06_shareholder_meeting_documents.docx
+++ b/participant/06_shareholder_meeting_documents.docx
@@ -456,7 +456,7 @@
                 <w:b w:val="0"/>
                 <w:sz w:val="17"/>
               </w:rPr>
-              <w:t>Approve issue of up to 5,000,000 equity shares at not less than INR 1.80 to Meridian and/or Riverstone</w:t>
+              <w:t>Approve issue of up to 5,000,000 equity shares at not less than INR 18.00 to Meridian and/or Riverstone</w:t>
             </w:r>
           </w:p>
         </w:tc>
@@ -594,7 +594,7 @@
           <w:i w:val="0"/>
           <w:sz w:val="22"/>
         </w:rPr>
-        <w:t>The statement calculates Aarav's post-issue holding as 17.8%, but the board cap table and later register show 4,050,000 shares out of 14,500,000 issued, or about 27.93%. The 17.8% figure appears to assume the full 12% ESOP pool is issued and a further 5,000,000 authorised shares are outstanding.</w:t>
+        <w:t>The statement calculates Aarav's post-issue holding as 17.8%, but the board cap table and later register show 4,050,000 shares out of 14,500,000 issued, or about 27.93%; the proposed fully diluted denominator is 15,000,000, producing 27.0%. The 17.8% figure implies a denominator of about 22,752,809 shares and cannot be reconciled to the issued, as-converted or fully diluted figures in the supplied records.</w:t>
       </w:r>
     </w:p>
     <w:p>
@@ -612,7 +612,7 @@
           <w:i w:val="0"/>
           <w:sz w:val="22"/>
         </w:rPr>
-        <w:t>A document headed 'Representations under section 169(4)' is dated 23 September. It denies diversion, asserts lack of Board quorum, offers a pro rata founder bridge at INR 6.00 per share, and asks that the representations be circulated. Company counsel replies on 26 September that the document is defamatory and too long. The EGM pack says a 'summary' was read; the full representations were not circulated. Aarav's email sent record shows delivery to companysecretary@vertexpay.in at 6:14 p.m., but the attachment name is 'Aarav_reps_FINAL.pdf' with no hash.</w:t>
+        <w:t>A document headed 'Representations under section 169(4)' is dated 23 September. It denies diversion, asserts lack of Board quorum, offers a pro rata founder bridge at INR 60.00 per share, and asks that the representations be circulated. Company counsel replies on 26 September that the document is defamatory and too long. The EGM pack says a 'summary' was read; the full representations were not circulated. Aarav's email sent record shows delivery to companysecretary@vertexpay.in at 6:14 p.m., but the attachment name is 'Aarav_reps_FINAL.pdf' with no hash.</w:t>
       </w:r>
     </w:p>
     <w:p>
@@ -1128,7 +1128,7 @@
           <w:i w:val="0"/>
           <w:sz w:val="22"/>
         </w:rPr>
-        <w:t>The Chair declared all resolutions passed and signed the minutes on 30 October. A register extract dated 2 October removes Aarav as director and shows the 5,000,000-share allotment. Form DIR-12 acknowledgement is dated 6 October. A Form PAS-3 acknowledgement is not included.</w:t>
+        <w:t>The Chair declared all resolutions passed and signed the minutes on 15 October. A register extract dated 2 October removes Aarav as director and shows the 5,000,000-share allotment. Form DIR-12 acknowledgement is dated 6 October. A Form PAS-3 acknowledgement is not included.</w:t>
       </w:r>
     </w:p>
     <w:p>
